--- a/report/api_technical_report.docx
+++ b/report/api_technical_report.docx
@@ -65,13 +65,73 @@
         <w:t xml:space="preserve">GitHub Repository: </w:t>
       </w:r>
       <w:hyperlink r:id="rId8" w:history="1">
+        <w:r>
+          <w:rPr>
+            <w:rStyle w:val="Hyperlink"/>
+          </w:rPr>
+          <w:t>Li</w:t>
+        </w:r>
+        <w:r>
+          <w:rPr>
+            <w:rStyle w:val="Hyperlink"/>
+          </w:rPr>
+          <w:t>n</w:t>
+        </w:r>
+        <w:r>
+          <w:rPr>
+            <w:rStyle w:val="Hyperlink"/>
+          </w:rPr>
+          <w:t>k</w:t>
+        </w:r>
+      </w:hyperlink>
+    </w:p>
+    <w:p>
+      <w:pPr>
+        <w:spacing w:line="276" w:lineRule="auto"/>
+        <w:rPr>
+          <w:sz w:val="22"/>
+          <w:szCs w:val="36"/>
+        </w:rPr>
+      </w:pPr>
+      <w:r>
+        <w:rPr>
+          <w:sz w:val="22"/>
+          <w:szCs w:val="36"/>
+        </w:rPr>
+        <w:t xml:space="preserve">API Documentation: </w:t>
+      </w:r>
+      <w:hyperlink r:id="rId9" w:history="1">
+        <w:r>
+          <w:rPr>
+            <w:rStyle w:val="Hyperlink"/>
+          </w:rPr>
+          <w:t>Link</w:t>
+        </w:r>
+      </w:hyperlink>
+    </w:p>
+    <w:p>
+      <w:pPr>
+        <w:spacing w:line="276" w:lineRule="auto"/>
+        <w:rPr>
+          <w:sz w:val="22"/>
+          <w:szCs w:val="36"/>
+        </w:rPr>
+      </w:pPr>
+      <w:r>
+        <w:rPr>
+          <w:sz w:val="22"/>
+          <w:szCs w:val="36"/>
+        </w:rPr>
+        <w:t xml:space="preserve">Presentation: </w:t>
+      </w:r>
+      <w:hyperlink r:id="rId10" w:history="1">
         <w:r>
           <w:rPr>
             <w:rStyle w:val="Hyperlink"/>
             <w:sz w:val="22"/>
             <w:szCs w:val="36"/>
           </w:rPr>
-          <w:t>https://github.com/AlexFairleyLU/Blackjack-Analytics-API</w:t>
+          <w:t>Link</w:t>
         </w:r>
       </w:hyperlink>
     </w:p>
@@ -88,34 +148,35 @@
           <w:sz w:val="22"/>
           <w:szCs w:val="36"/>
         </w:rPr>
-        <w:t xml:space="preserve">API Documentation: </w:t>
-      </w:r>
-      <w:hyperlink r:id="rId9" w:history="1">
+        <w:t xml:space="preserve">ER Diagrams: </w:t>
+      </w:r>
+      <w:hyperlink r:id="rId11" w:history="1">
         <w:r>
           <w:rPr>
             <w:rStyle w:val="Hyperlink"/>
             <w:sz w:val="22"/>
             <w:szCs w:val="36"/>
           </w:rPr>
-          <w:t>https://github.com/AlexFairleyLU/Blackjack-Analytics-API/blob/main/api_documentation.pdf</w:t>
+          <w:t>Link1</w:t>
         </w:r>
       </w:hyperlink>
-    </w:p>
-    <w:p>
-      <w:pPr>
-        <w:spacing w:line="276" w:lineRule="auto"/>
-        <w:rPr>
-          <w:sz w:val="22"/>
-          <w:szCs w:val="36"/>
-        </w:rPr>
-      </w:pPr>
-      <w:r>
-        <w:rPr>
-          <w:sz w:val="22"/>
-          <w:szCs w:val="36"/>
-        </w:rPr>
-        <w:t>Presentation: …</w:t>
-      </w:r>
+      <w:r>
+        <w:rPr>
+          <w:sz w:val="22"/>
+          <w:szCs w:val="36"/>
+        </w:rPr>
+        <w:t xml:space="preserve"> </w:t>
+      </w:r>
+      <w:hyperlink r:id="rId12" w:history="1">
+        <w:r>
+          <w:rPr>
+            <w:rStyle w:val="Hyperlink"/>
+            <w:sz w:val="22"/>
+            <w:szCs w:val="36"/>
+          </w:rPr>
+          <w:t>Link2</w:t>
+        </w:r>
+      </w:hyperlink>
     </w:p>
     <w:p>
       <w:pPr>
@@ -597,7 +658,7 @@
                 <w:noProof/>
                 <w:webHidden/>
               </w:rPr>
-              <w:t>3</w:t>
+              <w:t>4</w:t>
             </w:r>
             <w:r>
               <w:rPr>
@@ -741,7 +802,7 @@
                 <w:noProof/>
                 <w:webHidden/>
               </w:rPr>
-              <w:t>4</w:t>
+              <w:t>5</w:t>
             </w:r>
             <w:r>
               <w:rPr>
@@ -3589,7 +3650,7 @@
         </w:rPr>
         <w:t xml:space="preserve"> Used For? An Overview with Practical Examples. [Online]. [Accessed 19 March 2026]. Available from: </w:t>
       </w:r>
-      <w:hyperlink r:id="rId10" w:history="1">
+      <w:hyperlink r:id="rId13" w:history="1">
         <w:r>
           <w:rPr>
             <w:rStyle w:val="Hyperlink"/>
@@ -3647,7 +3708,7 @@
         </w:rPr>
         <w:t xml:space="preserve"> Web Development? [Online]. [Accessed 19 March 2026]. Available from: </w:t>
       </w:r>
-      <w:hyperlink r:id="rId11" w:history="1">
+      <w:hyperlink r:id="rId14" w:history="1">
         <w:r>
           <w:rPr>
             <w:rStyle w:val="Hyperlink"/>
@@ -3689,7 +3750,7 @@
         </w:rPr>
         <w:t xml:space="preserve"> for Developers. [Online]. [Accessed 19 March 2026]. Available from: </w:t>
       </w:r>
-      <w:hyperlink r:id="rId12" w:history="1">
+      <w:hyperlink r:id="rId15" w:history="1">
         <w:r>
           <w:rPr>
             <w:rStyle w:val="Hyperlink"/>
@@ -3740,7 +3801,7 @@
         </w:rPr>
         <w:t xml:space="preserve"> is the Right Choice for Building Modern APIs: A Simple Example for Beginners. [Online]. [Accessed 19 March 2026]. Available from: </w:t>
       </w:r>
-      <w:hyperlink r:id="rId13" w:history="1">
+      <w:hyperlink r:id="rId16" w:history="1">
         <w:r>
           <w:rPr>
             <w:rStyle w:val="Hyperlink"/>
@@ -3752,7 +3813,7 @@
       </w:hyperlink>
     </w:p>
     <w:sectPr>
-      <w:footerReference w:type="default" r:id="rId14"/>
+      <w:footerReference w:type="default" r:id="rId17"/>
       <w:pgSz w:w="11906" w:h="16838"/>
       <w:pgMar w:top="1440" w:right="1440" w:bottom="1440" w:left="1440" w:header="708" w:footer="708" w:gutter="0"/>
       <w:cols w:space="708"/>
